--- a/data/revised_2026-10_full/tracked/v2/Maths/SS2.2_Area_of_Polygons/Mathematics_Area_of_Polygons_SummaryTable_TRACKED.docx
+++ b/data/revised_2026-10_full/tracked/v2/Maths/SS2.2_Area_of_Polygons/Mathematics_Area_of_Polygons_SummaryTable_TRACKED.docx
@@ -1044,7 +1044,7 @@
               </w:rPr>
               <w:t xml:space="preserve">Learners observed </w:t>
             </w:r>
-            <w:del w:id="9001" w:author="Claude (AI) - proposed" w:date="2026-10-15T12:57:55Z">
+            <w:del w:id="9001" w:author="Claude (AI) - proposed" w:date="2026-10-18T00:31:05Z">
               <w:r>
                 <w:rPr>
                   <w:rFonts w:ascii="Arial" w:cs="Arial" w:eastAsia="Arial" w:hAnsi="Arial"/>
@@ -1059,7 +1059,7 @@
                 <w:delText xml:space="preserve">a step-by-step derivation showing how Heron's formula</w:delText>
               </w:r>
             </w:del>
-            <w:ins w:id="9002" w:author="Claude (AI) - proposed" w:date="2026-10-15T12:57:55Z">
+            <w:ins w:id="9002" w:author="Claude (AI) - proposed" w:date="2026-10-18T00:31:05Z">
               <w:r>
                 <w:rPr>
                   <w:rFonts w:ascii="Arial" w:cs="Arial" w:eastAsia="Arial" w:hAnsi="Arial"/>
@@ -1087,7 +1087,7 @@
               </w:rPr>
               <w:t xml:space="preserve"> A = √[s(s−a)(s−b)(s−c)] </w:t>
             </w:r>
-            <w:del w:id="9003" w:author="Claude (AI) - proposed" w:date="2026-10-15T12:57:55Z">
+            <w:del w:id="9003" w:author="Claude (AI) - proposed" w:date="2026-10-18T00:31:05Z">
               <w:r>
                 <w:rPr>
                   <w:rFonts w:ascii="Arial" w:cs="Arial" w:eastAsia="Arial" w:hAnsi="Arial"/>
@@ -1102,7 +1102,7 @@
                 <w:delText xml:space="preserve">emerges algebraically from the cosine rule combined with the sine area formula</w:delText>
               </w:r>
             </w:del>
-            <w:ins w:id="9004" w:author="Claude (AI) - proposed" w:date="2026-10-15T12:57:55Z">
+            <w:ins w:id="9004" w:author="Claude (AI) - proposed" w:date="2026-10-18T00:31:05Z">
               <w:r>
                 <w:rPr>
                   <w:rFonts w:ascii="Arial" w:cs="Arial" w:eastAsia="Arial" w:hAnsi="Arial"/>
@@ -1130,7 +1130,7 @@
               </w:rPr>
               <w:t xml:space="preserve">. They also observed that the Nakuru surveyor's northern triangular sub-plot (sides </w:t>
             </w:r>
-            <w:del w:id="9005" w:author="Claude (AI) - proposed" w:date="2026-10-15T12:57:55Z">
+            <w:del w:id="9005" w:author="Claude (AI) - proposed" w:date="2026-10-18T00:31:05Z">
               <w:r>
                 <w:rPr>
                   <w:rFonts w:ascii="Arial" w:cs="Arial" w:eastAsia="Arial" w:hAnsi="Arial"/>
@@ -1145,7 +1145,7 @@
                 <w:delText xml:space="preserve">40 m, 55 m, 63</w:delText>
               </w:r>
             </w:del>
-            <w:ins w:id="9006" w:author="Claude (AI) - proposed" w:date="2026-10-15T12:57:55Z">
+            <w:ins w:id="9006" w:author="Claude (AI) - proposed" w:date="2026-10-18T00:31:05Z">
               <w:r>
                 <w:rPr>
                   <w:rFonts w:ascii="Arial" w:cs="Arial" w:eastAsia="Arial" w:hAnsi="Arial"/>
@@ -1206,7 +1206,7 @@
               </w:rPr>
               <w:t xml:space="preserve">Learners learned that: (1) the semi-perimeter s = (a+b+c)/2 is the essential first step in Heron's formula; (2) Heron's formula calculates the exact area of any triangle given only its three side lengths; (3) Heron's formula </w:t>
             </w:r>
-            <w:del w:id="9007" w:author="Claude (AI) - proposed" w:date="2026-10-15T12:57:55Z">
+            <w:del w:id="9007" w:author="Claude (AI) - proposed" w:date="2026-10-18T00:31:05Z">
               <w:r>
                 <w:rPr>
                   <w:rFonts w:ascii="Arial" w:cs="Arial" w:eastAsia="Arial" w:hAnsi="Arial"/>
@@ -1221,7 +1221,7 @@
                 <w:delText xml:space="preserve">and the sine formula are consistent — they yield the same area when both are applicable</w:delText>
               </w:r>
             </w:del>
-            <w:ins w:id="9008" w:author="Claude (AI) - proposed" w:date="2026-10-15T12:57:55Z">
+            <w:ins w:id="9008" w:author="Claude (AI) - proposed" w:date="2026-10-18T00:31:05Z">
               <w:r>
                 <w:rPr>
                   <w:rFonts w:ascii="Arial" w:cs="Arial" w:eastAsia="Arial" w:hAnsi="Arial"/>
@@ -1249,7 +1249,7 @@
               </w:rPr>
               <w:t xml:space="preserve">, which allows </w:t>
             </w:r>
-            <w:del w:id="9009" w:author="Claude (AI) - proposed" w:date="2026-10-15T12:57:55Z">
+            <w:del w:id="9009" w:author="Claude (AI) - proposed" w:date="2026-10-18T00:31:05Z">
               <w:r>
                 <w:rPr>
                   <w:rFonts w:ascii="Arial" w:cs="Arial" w:eastAsia="Arial" w:hAnsi="Arial"/>
@@ -1431,7 +1431,7 @@
               </w:rPr>
               <w:t xml:space="preserve">Any polygon with n sides can be decomposed into (n − 2) non-overlapping triangles by drawing diagonals from one vertex. For the five-sided shamba plot in Nakuru, this gives 3 triangles. The total area of the polygon equals the sum of the areas of these triangles, each calculated using either the sine area formula or Heron's formula depending on the available measurements.</w:t>
             </w:r>
-            <w:ins w:id="9010" w:author="Claude (AI) - proposed" w:date="2026-10-15T12:57:55Z">
+            <w:ins w:id="9010" w:author="Claude (AI) - proposed" w:date="2026-10-18T00:31:05Z">
               <w:r>
                 <w:rPr>
                   <w:rFonts w:ascii="Arial" w:cs="Arial" w:eastAsia="Arial" w:hAnsi="Arial"/>
@@ -1567,7 +1567,7 @@
               </w:rPr>
               <w:t xml:space="preserve">Learners constructed regular hexagons and pentagons, drew radii from the centre to each vertex, and observed that every regular polygon decomposes into n congruent </w:t>
             </w:r>
-            <w:del w:id="9011" w:author="Claude (AI) - proposed" w:date="2026-10-15T12:57:55Z">
+            <w:del w:id="9011" w:author="Claude (AI) - proposed" w:date="2026-10-18T00:31:05Z">
               <w:r>
                 <w:rPr>
                   <w:rFonts w:ascii="Arial" w:cs="Arial" w:eastAsia="Arial" w:hAnsi="Arial"/>
@@ -1582,7 +1582,7 @@
                 <w:delText xml:space="preserve">isoceles</w:delText>
               </w:r>
             </w:del>
-            <w:ins w:id="9012" w:author="Claude (AI) - proposed" w:date="2026-10-15T12:57:55Z">
+            <w:ins w:id="9012" w:author="Claude (AI) - proposed" w:date="2026-10-18T00:31:05Z">
               <w:r>
                 <w:rPr>
                   <w:rFonts w:ascii="Arial" w:cs="Arial" w:eastAsia="Arial" w:hAnsi="Arial"/>
@@ -1764,7 +1764,7 @@
               </w:rPr>
               <w:t xml:space="preserve">We observed that the surveyor's five-sided shamba in Nakuru — and both the agricultural officer's quadrilateral plot near Eldoret and the pentagonal mural wall at the </w:t>
             </w:r>
-            <w:del w:id="9013" w:author="Claude (AI) - proposed" w:date="2026-10-15T12:57:55Z">
+            <w:del w:id="9013" w:author="Claude (AI) - proposed" w:date="2026-10-18T00:31:05Z">
               <w:r>
                 <w:rPr>
                   <w:rFonts w:ascii="Arial" w:cs="Arial" w:eastAsia="Arial" w:hAnsi="Arial"/>
@@ -1779,7 +1779,7 @@
                 <w:delText xml:space="preserve">Nakuru</w:delText>
               </w:r>
             </w:del>
-            <w:ins w:id="9014" w:author="Claude (AI) - proposed" w:date="2026-10-15T12:57:55Z">
+            <w:ins w:id="9014" w:author="Claude (AI) - proposed" w:date="2026-10-18T00:31:05Z">
               <w:r>
                 <w:rPr>
                   <w:rFonts w:ascii="Arial" w:cs="Arial" w:eastAsia="Arial" w:hAnsi="Arial"/>
@@ -1994,7 +1994,7 @@
               </w:rPr>
               <w:t xml:space="preserve">Students learned that any polygon area problem can be solved by selecting from a toolkit of five strategies: (1) ½bh when a perpendicular height is available; (2) A = ½ab sin C when two sides and an included angle are known; (3) Heron's formula A = √[s(s−a)(s−b)(s−c)] when all three sides of a triangle are known but no angle or height is given; (4) specific quadrilateral formulas for parallelograms, </w:t>
             </w:r>
-            <w:del w:id="9015" w:author="Claude (AI) - proposed" w:date="2026-10-15T12:57:55Z">
+            <w:del w:id="9015" w:author="Claude (AI) - proposed" w:date="2026-10-18T00:31:05Z">
               <w:r>
                 <w:rPr>
                   <w:rFonts w:ascii="Arial" w:cs="Arial" w:eastAsia="Arial" w:hAnsi="Arial"/>
@@ -2009,7 +2009,7 @@
                 <w:delText xml:space="preserve">trapezoids</w:delText>
               </w:r>
             </w:del>
-            <w:ins w:id="9016" w:author="Claude (AI) - proposed" w:date="2026-10-15T12:57:55Z">
+            <w:ins w:id="9016" w:author="Claude (AI) - proposed" w:date="2026-10-18T00:31:05Z">
               <w:r>
                 <w:rPr>
                   <w:rFonts w:ascii="Arial" w:cs="Arial" w:eastAsia="Arial" w:hAnsi="Arial"/>
@@ -2192,7 +2192,7 @@
         </w:rPr>
         <w:t xml:space="preserve">© 2026 SeaVuria and ARES. This work is licensed under a </w:t>
       </w:r>
-      <w:hyperlink w:history="1" r:id="rIduyhxobp9p2foroik_zpfp">
+      <w:hyperlink w:history="1" r:id="rId-x2aswqjccjzogaie77u7">
         <w:r>
           <w:rPr>
             <w:rFonts w:ascii="Arial" w:cs="Arial" w:eastAsia="Arial" w:hAnsi="Arial"/>
@@ -2212,7 +2212,7 @@
         </w:rPr>
         <w:t xml:space="preserve"> (</w:t>
       </w:r>
-      <w:hyperlink w:history="1" r:id="rIdqkbtobg59yuhhhsjylfuv">
+      <w:hyperlink w:history="1" r:id="rIdnsrm33bq0pfljaygmxw70">
         <w:r>
           <w:rPr>
             <w:rFonts w:ascii="Arial" w:cs="Arial" w:eastAsia="Arial" w:hAnsi="Arial"/>
@@ -2232,7 +2232,7 @@
         </w:rPr>
         <w:t xml:space="preserve">). To view a copy of this license, visit </w:t>
       </w:r>
-      <w:hyperlink w:history="1" r:id="rIdqsguacu0kptvs2ybcyiiw">
+      <w:hyperlink w:history="1" r:id="rIdybkgknb6wyy_fgt1rfv3q">
         <w:r>
           <w:rPr>
             <w:rFonts w:ascii="Arial" w:cs="Arial" w:eastAsia="Arial" w:hAnsi="Arial"/>
